--- a/Suspension/Excel_Suspension_Configuration_V1.docx
+++ b/Suspension/Excel_Suspension_Configuration_V1.docx
@@ -1320,7 +1320,7 @@
       <w:r>
         <w:lastRenderedPageBreak/>
         <w:drawing>
-          <wp:inline distT="0" distB="0" distL="0" distR="0" wp14:anchorId="176F11E6" wp14:editId="1DD060FF">
+          <wp:inline distT="0" distB="0" distL="0" distR="0" wp14:anchorId="176F11E6" wp14:editId="4814B03B">
             <wp:extent cx="5943600" cy="5749290"/>
             <wp:effectExtent l="0" t="0" r="0" b="3810"/>
             <wp:docPr id="1658142535" name="Picture 1"/>
